--- a/002-maze-madness/worksheets/week7-beginner.docx
+++ b/002-maze-madness/worksheets/week7-beginner.docx
@@ -13,7 +13,7 @@
           <w:b/>
           <w:sz w:val="40"/>
         </w:rPr>
-        <w:t>🧱 M002 Week 7 — English Worksheet (Beginner)</w:t>
+        <w:t>⚙️ M002 Week 7 — Pistons</w:t>
       </w:r>
     </w:p>
     <w:p>
@@ -55,7 +55,7 @@
         <w:t>Time:</w:t>
       </w:r>
       <w:r>
-        <w:t xml:space="preserve"> about 30 minutes</w:t>
+        <w:t xml:space="preserve"> about 25 minutes</w:t>
       </w:r>
     </w:p>
     <w:p>
@@ -64,16 +64,7 @@
         <w:keepLines/>
       </w:pPr>
       <w:r>
-        <w:t xml:space="preserve">This week the maze uses a </w:t>
-      </w:r>
-      <w:r>
-        <w:rPr>
-          <w:b/>
-        </w:rPr>
-        <w:t>piston</w:t>
-      </w:r>
-      <w:r>
-        <w:t>. When your agent flips a lever, the piston opens a path across a gap. The agent crosses while the path is open.</w:t>
+        <w:t>A lever powers a piston. The piston opens a path. The agent crosses.</w:t>
       </w:r>
     </w:p>
     <w:p>
@@ -89,16 +80,7 @@
           <w:color w:val="1A4D2E"/>
           <w:sz w:val="30"/>
         </w:rPr>
-        <w:t>1 · Predict 🔮</w:t>
-      </w:r>
-    </w:p>
-    <w:p>
-      <w:pPr>
-        <w:keepNext/>
-        <w:keepLines/>
-      </w:pPr>
-      <w:r>
-        <w:t>Read the steps. Before you imagine the agent doing it, circle or write your answer.</w:t>
+        <w:t>1 · Guess 🔮</w:t>
       </w:r>
     </w:p>
     <w:p>
@@ -130,86 +112,10 @@
         <w:rPr>
           <w:b/>
         </w:rPr>
-        <w:t>The agent flips the lever and the piston opens the path. Can the agent cross now? Circle one:</w:t>
+        <w:t>The agent flips the lever. The path opens. Can it cross? Circle one:</w:t>
       </w:r>
       <w:r>
         <w:t xml:space="preserve"> yes · no</w:t>
-      </w:r>
-    </w:p>
-    <w:p>
-      <w:pPr>
-        <w:spacing w:after="0" w:before="0" w:line="520" w:lineRule="exact"/>
-        <w:keepNext/>
-        <w:keepLines/>
-        <w:pBdr>
-          <w:bottom w:val="single" w:sz="6" w:space="1" w:color="C9C9C9"/>
-        </w:pBdr>
-      </w:pPr>
-      <w:r>
-        <w:t xml:space="preserve"> </w:t>
-      </w:r>
-    </w:p>
-    <w:p>
-      <w:pPr>
-        <w:spacing w:after="0" w:before="0" w:line="520" w:lineRule="exact"/>
-        <w:keepNext/>
-        <w:keepLines/>
-        <w:pBdr>
-          <w:bottom w:val="single" w:sz="6" w:space="1" w:color="C9C9C9"/>
-        </w:pBdr>
-      </w:pPr>
-      <w:r>
-        <w:t xml:space="preserve"> </w:t>
-      </w:r>
-    </w:p>
-    <w:p>
-      <w:pPr>
-        <w:spacing w:after="0" w:before="0" w:line="520" w:lineRule="exact"/>
-        <w:keepNext w:val="0"/>
-        <w:keepLines/>
-        <w:pBdr>
-          <w:bottom w:val="single" w:sz="6" w:space="1" w:color="C9C9C9"/>
-        </w:pBdr>
-      </w:pPr>
-      <w:r>
-        <w:t xml:space="preserve"> </w:t>
-      </w:r>
-    </w:p>
-    <w:p>
-      <w:pPr>
-        <w:spacing w:before="40" w:after="160"/>
-        <w:ind w:left="288"/>
-        <w:keepNext/>
-        <w:keepLines/>
-        <w:shd w:val="clear" w:fill="F4F4F4"/>
-      </w:pPr>
-      <w:r>
-        <w:rPr>
-          <w:rFonts w:ascii="Consolas" w:hAnsi="Consolas" w:cs="Consolas"/>
-          <w:sz w:val="21"/>
-        </w:rPr>
-        <w:t>if gap ahead:</w:t>
-        <w:br/>
-        <w:t xml:space="preserve">    interact ahead</w:t>
-        <w:br/>
-        <w:t>otherwise:</w:t>
-        <w:br/>
-        <w:t xml:space="preserve">    move forward</w:t>
-      </w:r>
-    </w:p>
-    <w:p>
-      <w:pPr>
-        <w:keepNext/>
-        <w:keepLines/>
-      </w:pPr>
-      <w:r>
-        <w:rPr>
-          <w:b/>
-        </w:rPr>
-        <w:t>The agent is on solid ground with no gap. What does it do? Circle one:</w:t>
-      </w:r>
-      <w:r>
-        <w:t xml:space="preserve"> interact · move forward</w:t>
       </w:r>
     </w:p>
     <w:p>
@@ -264,7 +170,7 @@
           <w:color w:val="1A4D2E"/>
           <w:sz w:val="30"/>
         </w:rPr>
-        <w:t>2 · Find the Difference 🐛</w:t>
+        <w:t>2 · Match 🔗</w:t>
       </w:r>
     </w:p>
     <w:p>
@@ -273,7 +179,7 @@
         <w:keepLines/>
       </w:pPr>
       <w:r>
-        <w:t>Each pair shows clean steps first, then a broken version of the same idea. Circle what's different and write one short sentence about the bug.</w:t>
+        <w:t>Draw a line. Match each word to its meaning.</w:t>
       </w:r>
     </w:p>
     <w:p>
@@ -282,66 +188,7 @@
         <w:keepLines/>
       </w:pPr>
       <w:r>
-        <w:rPr>
-          <w:b/>
-        </w:rPr>
-        <w:t>Pair A</w:t>
-      </w:r>
-      <w:r>
-        <w:t xml:space="preserve"> — The agent should power the piston </w:t>
-      </w:r>
-      <w:r>
-        <w:rPr>
-          <w:b/>
-        </w:rPr>
-        <w:t>first</w:t>
-      </w:r>
-      <w:r>
-        <w:t>, then cross.</w:t>
-      </w:r>
-    </w:p>
-    <w:p>
-      <w:pPr>
-        <w:spacing w:before="40" w:after="160"/>
-        <w:ind w:left="288"/>
-        <w:keepNext/>
-        <w:keepLines/>
-        <w:shd w:val="clear" w:fill="F4F4F4"/>
-      </w:pPr>
-      <w:r>
-        <w:rPr>
-          <w:rFonts w:ascii="Consolas" w:hAnsi="Consolas" w:cs="Consolas"/>
-          <w:sz w:val="21"/>
-        </w:rPr>
-        <w:t># clean</w:t>
-        <w:br/>
-        <w:t>interact ahead</w:t>
-        <w:br/>
-        <w:t>move forward</w:t>
-        <w:br/>
-        <w:t>move forward</w:t>
-      </w:r>
-    </w:p>
-    <w:p>
-      <w:pPr>
-        <w:spacing w:before="40" w:after="160"/>
-        <w:ind w:left="288"/>
-        <w:keepNext/>
-        <w:keepLines/>
-        <w:shd w:val="clear" w:fill="F4F4F4"/>
-      </w:pPr>
-      <w:r>
-        <w:rPr>
-          <w:rFonts w:ascii="Consolas" w:hAnsi="Consolas" w:cs="Consolas"/>
-          <w:sz w:val="21"/>
-        </w:rPr>
-        <w:t># buggy</w:t>
-        <w:br/>
-        <w:t>move forward</w:t>
-        <w:br/>
-        <w:t>move forward</w:t>
-        <w:br/>
-        <w:t>interact ahead</w:t>
+        <w:t>| Word | Meaning |</w:t>
       </w:r>
     </w:p>
     <w:p>
@@ -350,49 +197,7 @@
         <w:keepLines/>
       </w:pPr>
       <w:r>
-        <w:rPr>
-          <w:b/>
-        </w:rPr>
-        <w:t>What is wrong? What happens at the gap?</w:t>
-      </w:r>
-    </w:p>
-    <w:p>
-      <w:pPr>
-        <w:spacing w:after="0" w:before="0" w:line="520" w:lineRule="exact"/>
-        <w:keepNext/>
-        <w:keepLines/>
-        <w:pBdr>
-          <w:bottom w:val="single" w:sz="6" w:space="1" w:color="C9C9C9"/>
-        </w:pBdr>
-      </w:pPr>
-      <w:r>
-        <w:t xml:space="preserve"> </w:t>
-      </w:r>
-    </w:p>
-    <w:p>
-      <w:pPr>
-        <w:spacing w:after="0" w:before="0" w:line="520" w:lineRule="exact"/>
-        <w:keepNext/>
-        <w:keepLines/>
-        <w:pBdr>
-          <w:bottom w:val="single" w:sz="6" w:space="1" w:color="C9C9C9"/>
-        </w:pBdr>
-      </w:pPr>
-      <w:r>
-        <w:t xml:space="preserve"> </w:t>
-      </w:r>
-    </w:p>
-    <w:p>
-      <w:pPr>
-        <w:spacing w:after="0" w:before="0" w:line="520" w:lineRule="exact"/>
-        <w:keepNext w:val="0"/>
-        <w:keepLines/>
-        <w:pBdr>
-          <w:bottom w:val="single" w:sz="6" w:space="1" w:color="C9C9C9"/>
-        </w:pBdr>
-      </w:pPr>
-      <w:r>
-        <w:t xml:space="preserve"> </w:t>
+        <w:t>| --- | --- |</w:t>
       </w:r>
     </w:p>
     <w:p>
@@ -401,79 +206,7 @@
         <w:keepLines/>
       </w:pPr>
       <w:r>
-        <w:rPr>
-          <w:b/>
-        </w:rPr>
-        <w:t>Pair B</w:t>
-      </w:r>
-      <w:r>
-        <w:t xml:space="preserve"> — The agent should </w:t>
-      </w:r>
-      <w:r>
-        <w:rPr>
-          <w:rFonts w:ascii="Consolas" w:hAnsi="Consolas" w:cs="Consolas"/>
-          <w:sz w:val="21"/>
-          <w:shd w:val="clear" w:fill="EEEEEE"/>
-        </w:rPr>
-        <w:t>interact</w:t>
-      </w:r>
-      <w:r>
-        <w:t xml:space="preserve"> only when there is a </w:t>
-      </w:r>
-      <w:r>
-        <w:rPr>
-          <w:b/>
-        </w:rPr>
-        <w:t>gap</w:t>
-      </w:r>
-      <w:r>
-        <w:t xml:space="preserve"> ahead.</w:t>
-      </w:r>
-    </w:p>
-    <w:p>
-      <w:pPr>
-        <w:spacing w:before="40" w:after="160"/>
-        <w:ind w:left="288"/>
-        <w:keepNext/>
-        <w:keepLines/>
-        <w:shd w:val="clear" w:fill="F4F4F4"/>
-      </w:pPr>
-      <w:r>
-        <w:rPr>
-          <w:rFonts w:ascii="Consolas" w:hAnsi="Consolas" w:cs="Consolas"/>
-          <w:sz w:val="21"/>
-        </w:rPr>
-        <w:t># clean</w:t>
-        <w:br/>
-        <w:t>if gap ahead:</w:t>
-        <w:br/>
-        <w:t xml:space="preserve">    interact ahead</w:t>
-        <w:br/>
-        <w:t>otherwise:</w:t>
-        <w:br/>
-        <w:t xml:space="preserve">    move forward</w:t>
-      </w:r>
-    </w:p>
-    <w:p>
-      <w:pPr>
-        <w:spacing w:before="40" w:after="160"/>
-        <w:ind w:left="288"/>
-        <w:keepNext/>
-        <w:keepLines/>
-        <w:shd w:val="clear" w:fill="F4F4F4"/>
-      </w:pPr>
-      <w:r>
-        <w:rPr>
-          <w:rFonts w:ascii="Consolas" w:hAnsi="Consolas" w:cs="Consolas"/>
-          <w:sz w:val="21"/>
-        </w:rPr>
-        <w:t># buggy</w:t>
-        <w:br/>
-        <w:t>keep doing forever:</w:t>
-        <w:br/>
-        <w:t xml:space="preserve">    interact ahead</w:t>
-        <w:br/>
-        <w:t xml:space="preserve">    move forward</w:t>
+        <w:t>| lever | a hole in the floor |</w:t>
       </w:r>
     </w:p>
     <w:p>
@@ -482,10 +215,16 @@
         <w:keepLines/>
       </w:pPr>
       <w:r>
-        <w:rPr>
-          <w:b/>
-        </w:rPr>
-        <w:t>What is wrong? How often does the buggy agent interact?</w:t>
+        <w:t>| piston | you flip it ON or OFF |</w:t>
+      </w:r>
+    </w:p>
+    <w:p>
+      <w:pPr>
+        <w:keepNext/>
+        <w:keepLines/>
+      </w:pPr>
+      <w:r>
+        <w:t>| gap | it pushes a block |</w:t>
       </w:r>
     </w:p>
     <w:p>
@@ -540,7 +279,7 @@
           <w:color w:val="1A4D2E"/>
           <w:sz w:val="30"/>
         </w:rPr>
-        <w:t>3 · Fill the Gap ✏️</w:t>
+        <w:t>3 · Fill One Blank ✏️</w:t>
       </w:r>
     </w:p>
     <w:p>
@@ -549,16 +288,7 @@
         <w:keepLines/>
       </w:pPr>
       <w:r>
-        <w:t xml:space="preserve">The agent should flip the lever </w:t>
-      </w:r>
-      <w:r>
-        <w:rPr>
-          <w:b/>
-        </w:rPr>
-        <w:t>only</w:t>
-      </w:r>
-      <w:r>
-        <w:t xml:space="preserve"> when it sees a gap. One word is missing. Fill it in using the word bank.</w:t>
+        <w:t>Flip the lever only at a gap. One word is missing.</w:t>
       </w:r>
     </w:p>
     <w:p>
@@ -637,7 +367,7 @@
         <w:rPr>
           <w:b/>
         </w:rPr>
-        <w:t>Write the missing word:</w:t>
+        <w:t>Write the word:</w:t>
       </w:r>
     </w:p>
     <w:p>
@@ -692,7 +422,7 @@
           <w:color w:val="1A4D2E"/>
           <w:sz w:val="30"/>
         </w:rPr>
-        <w:t>4 · Tell Me What You Built 📸</w:t>
+        <w:t>4 · Build It 📸</w:t>
       </w:r>
     </w:p>
     <w:p>
@@ -701,25 +431,7 @@
         <w:keepLines/>
       </w:pPr>
       <w:r>
-        <w:t xml:space="preserve">Now switch to your homework world. The maze has a </w:t>
-      </w:r>
-      <w:r>
-        <w:rPr>
-          <w:b/>
-        </w:rPr>
-        <w:t>gap</w:t>
-      </w:r>
-      <w:r>
-        <w:t xml:space="preserve"> and a </w:t>
-      </w:r>
-      <w:r>
-        <w:rPr>
-          <w:b/>
-        </w:rPr>
-        <w:t>piston</w:t>
-      </w:r>
-      <w:r>
-        <w:t xml:space="preserve"> that opens it. Walk the agent to the lever, flip it, cross while the path is open, and reach the goal. When you finish, come back here.</w:t>
+        <w:t>Open your homework world. Walk the agent to the lever. Flip it. Cross while the path is open. Reach the goal.</w:t>
       </w:r>
     </w:p>
     <w:p>
@@ -728,7 +440,7 @@
         <w:keepLines/>
       </w:pPr>
       <w:r>
-        <w:t>Send a photo or video of the agent reaching the end, then explain what you did. Use these sentence starters — write 2 or 3 sentences.</w:t>
+        <w:t>Send a photo or video of the agent at the end. Then finish these lines.</w:t>
       </w:r>
     </w:p>
     <w:p>
@@ -743,7 +455,7 @@
           <w:i/>
           <w:color w:val="444444"/>
         </w:rPr>
-        <w:t>I powered the piston by …</w:t>
+        <w:t>I flipped the lever to …</w:t>
       </w:r>
     </w:p>
     <w:p>
@@ -758,248 +470,7 @@
           <w:i/>
           <w:color w:val="444444"/>
         </w:rPr>
-        <w:t>Once the path opened, the agent …</w:t>
-      </w:r>
-    </w:p>
-    <w:p>
-      <w:pPr>
-        <w:keepNext/>
-        <w:keepLines/>
-        <w:spacing w:after="60"/>
-        <w:ind w:left="504"/>
-      </w:pPr>
-      <w:r>
-        <w:rPr>
-          <w:i/>
-          <w:color w:val="444444"/>
-        </w:rPr>
-        <w:t>The hardest part was …</w:t>
-      </w:r>
-    </w:p>
-    <w:p>
-      <w:pPr>
-        <w:spacing w:after="0" w:before="0" w:line="520" w:lineRule="exact"/>
-        <w:keepNext/>
-        <w:keepLines/>
-        <w:pBdr>
-          <w:bottom w:val="single" w:sz="6" w:space="1" w:color="C9C9C9"/>
-        </w:pBdr>
-      </w:pPr>
-      <w:r>
-        <w:t xml:space="preserve"> </w:t>
-      </w:r>
-    </w:p>
-    <w:p>
-      <w:pPr>
-        <w:spacing w:after="0" w:before="0" w:line="520" w:lineRule="exact"/>
-        <w:keepNext/>
-        <w:keepLines/>
-        <w:pBdr>
-          <w:bottom w:val="single" w:sz="6" w:space="1" w:color="C9C9C9"/>
-        </w:pBdr>
-      </w:pPr>
-      <w:r>
-        <w:t xml:space="preserve"> </w:t>
-      </w:r>
-    </w:p>
-    <w:p>
-      <w:pPr>
-        <w:spacing w:after="0" w:before="0" w:line="520" w:lineRule="exact"/>
-        <w:keepNext/>
-        <w:keepLines/>
-        <w:pBdr>
-          <w:bottom w:val="single" w:sz="6" w:space="1" w:color="C9C9C9"/>
-        </w:pBdr>
-      </w:pPr>
-      <w:r>
-        <w:t xml:space="preserve"> </w:t>
-      </w:r>
-    </w:p>
-    <w:p>
-      <w:pPr>
-        <w:spacing w:after="0" w:before="0" w:line="520" w:lineRule="exact"/>
-        <w:keepNext/>
-        <w:keepLines/>
-        <w:pBdr>
-          <w:bottom w:val="single" w:sz="6" w:space="1" w:color="C9C9C9"/>
-        </w:pBdr>
-      </w:pPr>
-      <w:r>
-        <w:t xml:space="preserve"> </w:t>
-      </w:r>
-    </w:p>
-    <w:p>
-      <w:pPr>
-        <w:spacing w:after="0" w:before="0" w:line="520" w:lineRule="exact"/>
-        <w:keepNext/>
-        <w:keepLines/>
-        <w:pBdr>
-          <w:bottom w:val="single" w:sz="6" w:space="1" w:color="C9C9C9"/>
-        </w:pBdr>
-      </w:pPr>
-      <w:r>
-        <w:t xml:space="preserve"> </w:t>
-      </w:r>
-    </w:p>
-    <w:p>
-      <w:pPr>
-        <w:spacing w:after="0" w:before="0" w:line="520" w:lineRule="exact"/>
-        <w:keepNext/>
-        <w:keepLines/>
-        <w:pBdr>
-          <w:bottom w:val="single" w:sz="6" w:space="1" w:color="C9C9C9"/>
-        </w:pBdr>
-      </w:pPr>
-      <w:r>
-        <w:t xml:space="preserve"> </w:t>
-      </w:r>
-    </w:p>
-    <w:p>
-      <w:pPr>
-        <w:spacing w:after="0" w:before="0" w:line="520" w:lineRule="exact"/>
-        <w:keepNext/>
-        <w:keepLines/>
-        <w:pBdr>
-          <w:bottom w:val="single" w:sz="6" w:space="1" w:color="C9C9C9"/>
-        </w:pBdr>
-      </w:pPr>
-      <w:r>
-        <w:t xml:space="preserve"> </w:t>
-      </w:r>
-    </w:p>
-    <w:p>
-      <w:pPr>
-        <w:spacing w:after="0" w:before="0" w:line="520" w:lineRule="exact"/>
-        <w:keepNext/>
-        <w:keepLines/>
-        <w:pBdr>
-          <w:bottom w:val="single" w:sz="6" w:space="1" w:color="C9C9C9"/>
-        </w:pBdr>
-      </w:pPr>
-      <w:r>
-        <w:t xml:space="preserve"> </w:t>
-      </w:r>
-    </w:p>
-    <w:p>
-      <w:pPr>
-        <w:spacing w:after="0" w:before="0" w:line="520" w:lineRule="exact"/>
-        <w:keepNext w:val="0"/>
-        <w:keepLines/>
-        <w:pBdr>
-          <w:bottom w:val="single" w:sz="6" w:space="1" w:color="C9C9C9"/>
-        </w:pBdr>
-      </w:pPr>
-      <w:r>
-        <w:t xml:space="preserve"> </w:t>
-      </w:r>
-    </w:p>
-    <w:p>
-      <w:pPr>
-        <w:keepNext/>
-        <w:keepLines/>
-        <w:pageBreakBefore/>
-        <w:spacing w:before="40" w:after="120"/>
-      </w:pPr>
-      <w:r>
-        <w:rPr>
-          <w:b/>
-          <w:color w:val="1A4D2E"/>
-          <w:sz w:val="30"/>
-        </w:rPr>
-        <w:t>5 · Record Your Walkthrough 🎥</w:t>
-      </w:r>
-    </w:p>
-    <w:p>
-      <w:pPr>
-        <w:keepNext/>
-        <w:keepLines/>
-      </w:pPr>
-      <w:r>
-        <w:t xml:space="preserve">Take a video on your phone (or a parent's phone) while the agent runs the maze. Talk like you are teaching a friend. Try to use these words: </w:t>
-      </w:r>
-      <w:r>
-        <w:rPr>
-          <w:b/>
-        </w:rPr>
-        <w:t>piston</w:t>
-      </w:r>
-      <w:r>
-        <w:t xml:space="preserve">, </w:t>
-      </w:r>
-      <w:r>
-        <w:rPr>
-          <w:b/>
-        </w:rPr>
-        <w:t>lever</w:t>
-      </w:r>
-      <w:r>
-        <w:t xml:space="preserve">, </w:t>
-      </w:r>
-      <w:r>
-        <w:rPr>
-          <w:b/>
-        </w:rPr>
-        <w:t>gap</w:t>
-      </w:r>
-      <w:r>
-        <w:t xml:space="preserve">, </w:t>
-      </w:r>
-      <w:r>
-        <w:rPr>
-          <w:b/>
-        </w:rPr>
-        <w:t>bridge</w:t>
-      </w:r>
-      <w:r>
-        <w:t>.</w:t>
-      </w:r>
-    </w:p>
-    <w:p>
-      <w:pPr>
-        <w:keepNext/>
-        <w:keepLines/>
-        <w:spacing w:after="60"/>
-        <w:ind w:left="864"/>
-      </w:pPr>
-      <w:r>
-        <w:t>1.  Show the gap and the piston.</w:t>
-      </w:r>
-    </w:p>
-    <w:p>
-      <w:pPr>
-        <w:keepNext/>
-        <w:keepLines/>
-        <w:spacing w:after="60"/>
-        <w:ind w:left="864"/>
-      </w:pPr>
-      <w:r>
-        <w:t>2.  Run your code and show the agent crossing.</w:t>
-      </w:r>
-    </w:p>
-    <w:p>
-      <w:pPr>
-        <w:keepNext/>
-        <w:keepLines/>
-        <w:spacing w:after="60"/>
-        <w:ind w:left="864"/>
-      </w:pPr>
-      <w:r>
-        <w:t>3.  Say which line of your code opens the path.</w:t>
-      </w:r>
-    </w:p>
-    <w:p>
-      <w:pPr>
-        <w:keepNext/>
-        <w:keepLines/>
-      </w:pPr>
-      <w:r>
-        <w:rPr>
-          <w:b/>
-        </w:rPr>
-        <w:t>Write what you will say in your video.</w:t>
-      </w:r>
-      <w:r>
-        <w:t xml:space="preserve"> You can read from it while filming.</w:t>
+        <w:t>Then the agent …</w:t>
       </w:r>
     </w:p>
     <w:p>
